--- a/az/wisdom-stories/donkeys-law.docx
+++ b/az/wisdom-stories/donkeys-law.docx
@@ -105,7 +105,7 @@
         <w:rPr>
           <w:lang/>
         </w:rPr>
-        <w:t>— İllərdir bir sual bizi düşündürür: hamının axşam altıda yatıb səhər altıda oyanmasının hikməti nə idi? Dəfələrlə bu qanuna qarşı çıxmaq istədik. Amma asayiş pozular deyə çəkindik. Düşündük ki, yəqin sənin bildiyin, bizim anlamadığımız bir şey var.</w:t>
+        <w:t>— İllərdir bir sual bizi düşündürür: hamının axşam altıda yatıb səhər altıda oyanmasının hikməti nə idi? Dəfələrlə bu qanuna qarşı çıxmaq istədik. Amma asayiş pozular deyə çəkindik. Düşündük ki, yəqin, sənin bildiyin, bizim anlamadığımız bir şey var.</w:t>
       </w:r>
     </w:p>
     <w:p>
